--- a/ru/discovery-articles/5.9 Современное производство стали.docx
+++ b/ru/discovery-articles/5.9 Современное производство стали.docx
@@ -4,13 +4,20 @@
   <w:body>
     <w:p>
       <w:pPr>
-        <w:spacing w:before="0" w:after="80"/>
+        <w:pStyle w:val="Title"/>
+        <w:widowControl/>
+      </w:pPr>
+      <w:r>
+        <w:t>5.9 Современное производство стали</w:t>
+      </w:r>
+    </w:p>
+    <w:p>
+      <w:pPr>
+        <w:keepNext/>
+        <w:widowControl/>
       </w:pPr>
       <w:r>
         <w:rPr>
-          <w:rFonts w:ascii="Calibri" w:hAnsi="Calibri" w:cs="Calibri"/>
-          <w:b/>
-          <w:color w:val="2E74B5"/>
           <w:sz w:val="20"/>
         </w:rPr>
         <w:t>5. Физика, химия и материалы</w:t>
@@ -19,121 +26,81 @@
     <w:p>
       <w:pPr>
         <w:keepNext/>
-        <w:spacing w:before="0" w:after="120"/>
+        <w:widowControl/>
       </w:pPr>
       <w:r>
         <w:rPr>
-          <w:rFonts w:ascii="Calibri" w:hAnsi="Calibri" w:cs="Calibri"/>
-          <w:b/>
-          <w:color w:val="0B2545"/>
-          <w:sz w:val="48"/>
+          <w:sz w:val="20"/>
         </w:rPr>
-        <w:t>5.9 Современное производство стали</w:t>
+        <w:t>Период: 1850–1860-е годы — бессемеровский и мартеновский процессы; позднее кислородные конвертеры и электродуговые печи | Основные участники: Генри Бессемер, Уильям Келли, Сименс и Мартен, позднейшие инженеры</w:t>
       </w:r>
     </w:p>
     <w:p>
       <w:pPr>
-        <w:spacing w:before="0" w:after="200" w:line="276" w:lineRule="auto"/>
+        <w:widowControl/>
       </w:pPr>
       <w:r>
-        <w:rPr>
-          <w:rFonts w:ascii="Calibri" w:hAnsi="Calibri" w:cs="Calibri"/>
-          <w:i/>
-          <w:color w:val="666666"/>
-          <w:sz w:val="21"/>
-        </w:rPr>
-        <w:t>Период: 1850–1860-е годы — бессемеровский и мартеновский процессы; позднее — кислородные конвертеры и электродуговые печи | Ключевые фигуры: Генри Бессемер; Уильям Келли; создатели мартеновского процесса Сименс и Мартен; позднее — инженеры кислородно-конвертерного и электродугового производства</w:t>
-      </w:r>
-    </w:p>
-    <w:p>
-      <w:pPr>
-        <w:spacing w:before="0" w:after="200" w:line="300" w:lineRule="auto"/>
-      </w:pPr>
-      <w:r>
-        <w:rPr>
-          <w:rFonts w:ascii="Calibri" w:hAnsi="Calibri" w:cs="Calibri"/>
-          <w:color w:val="0B2545"/>
-          <w:sz w:val="23"/>
-        </w:rPr>
-        <w:t>Современная металлургия превращает расплавленный чугун или металлический лом в сталь, удаляя примеси и точно регулируя содержание углерода. Дешёвая и предсказуемая по качеству сталь стала основой железных дорог, кораблей, мостов, высотных зданий, инструментов и автомобилей.</w:t>
+        <w:t>Современная металлургия превращает жидкий чугун или лом в сталь, удаляя примеси и регулируя содержание углерода. Дешёвая надёжная сталь стала основой железных дорог, судов, мостов, башен, инструментов и автомобилей.</w:t>
       </w:r>
     </w:p>
     <w:p>
       <w:pPr>
         <w:pStyle w:val="Heading1"/>
+        <w:widowControl/>
       </w:pPr>
       <w:r>
-        <w:t>Ключевые факты</w:t>
+        <w:t>Кратко о главном</w:t>
       </w:r>
     </w:p>
     <w:p>
       <w:pPr>
-        <w:keepLines/>
-        <w:spacing w:after="80" w:line="300" w:lineRule="auto"/>
-        <w:numPr>
-          <w:ilvl w:val="0"/>
-          <w:numId w:val="10"/>
-        </w:numPr>
+        <w:pStyle w:val="ListBullet"/>
+        <w:widowControl/>
       </w:pPr>
       <w:r>
-        <w:t>В бессемеровском конвертере 1850-х годов через расплавленный чугун продували воздух, выжигая углерод и другие примеси.</w:t>
+        <w:t>Конвертер Бессемера 1850-х продувал чугун воздухом, выжигая углерод и другие примеси.</w:t>
       </w:r>
     </w:p>
     <w:p>
       <w:pPr>
-        <w:keepLines/>
-        <w:spacing w:after="80" w:line="300" w:lineRule="auto"/>
-        <w:numPr>
-          <w:ilvl w:val="0"/>
-          <w:numId w:val="10"/>
-        </w:numPr>
+        <w:pStyle w:val="ListBullet"/>
+        <w:widowControl/>
       </w:pPr>
       <w:r>
-        <w:t>Мартеновский процесс позволял перерабатывать крупные партии металла и точнее управлять их составом.</w:t>
+        <w:t>Мартеновский процесс позволял обрабатывать крупные партии с более точным контролем.</w:t>
       </w:r>
     </w:p>
     <w:p>
       <w:pPr>
-        <w:keepLines/>
-        <w:spacing w:after="80" w:line="300" w:lineRule="auto"/>
-        <w:numPr>
-          <w:ilvl w:val="0"/>
-          <w:numId w:val="10"/>
-        </w:numPr>
+        <w:pStyle w:val="ListBullet"/>
+        <w:widowControl/>
       </w:pPr>
       <w:r>
-        <w:t>Позднее основным способом массового производства стало кислородно-конвертерное.</w:t>
+        <w:t>Позднее кислородно-конвертерный способ стал основным для больших объёмов.</w:t>
       </w:r>
     </w:p>
     <w:p>
       <w:pPr>
-        <w:keepLines/>
-        <w:spacing w:after="80" w:line="300" w:lineRule="auto"/>
-        <w:numPr>
-          <w:ilvl w:val="0"/>
-          <w:numId w:val="10"/>
-        </w:numPr>
+        <w:pStyle w:val="ListBullet"/>
+        <w:widowControl/>
       </w:pPr>
       <w:r>
-        <w:t>Электродуговые печи переплавляют стальной лом в новый металл.</w:t>
+        <w:t>Электродуговые печи переплавляют лом в новую сталь.</w:t>
       </w:r>
     </w:p>
     <w:p>
       <w:pPr>
-        <w:keepLines/>
-        <w:spacing w:after="80" w:line="300" w:lineRule="auto"/>
-        <w:numPr>
-          <w:ilvl w:val="0"/>
-          <w:numId w:val="10"/>
-        </w:numPr>
+        <w:pStyle w:val="ListBullet"/>
+        <w:widowControl/>
       </w:pPr>
       <w:r>
-        <w:t>Легирование и термообработка позволяют получать стали для самых разных задач — от мостов до режущего инструмента.</w:t>
+        <w:t>Легирование и термообработка задают свойства от мостовых конструкций до режущих инструментов.</w:t>
       </w:r>
     </w:p>
     <w:p>
       <w:pPr>
         <w:pStyle w:val="Heading1"/>
+        <w:widowControl/>
       </w:pPr>
       <w:r>
         <w:t>Что это такое</w:t>
@@ -141,143 +108,101 @@
     </w:p>
     <w:p>
       <w:pPr>
-        <w:keepLines w:val="0"/>
+        <w:widowControl/>
       </w:pPr>
       <w:r>
-        <w:t>Сталь состоит главным образом из железа с точно заданным количеством углерода. В современном производстве из расплавленного чугуна удаляют избыток углерода и нежелательные элементы либо переплавляют стальной лом для повторного использования. Затем в металл вводят строго отмеренные легирующие добавки, придающие ему нужные свойства.</w:t>
-      </w:r>
-    </w:p>
-    <w:p>
-      <w:pPr>
-        <w:keepLines w:val="0"/>
-      </w:pPr>
-      <w:r>
-        <w:t>Процесс напоминает настройку рецепта: небольшое изменение состава может сделать сталь твёрже, вязче или пластичнее. На прокатных станах готовый металл превращают в лист, рельсы, балки и проволоку.</w:t>
+        <w:t>Сталь — главным образом железо с контролируемым содержанием углерода. Из жидкого чугуна удаляют лишний углерод и другие элементы либо переплавляют стальной лом. Затем добавляют точные количества легирующих компонентов для нужных свойств. Как в рецепте, малое изменение ингредиента делает результат твёрже, вязче или удобнее в обработке. Прокатные станы превращают сталь в лист, рельсы, балки и проволоку.</w:t>
       </w:r>
     </w:p>
     <w:p>
       <w:pPr>
         <w:pStyle w:val="Heading1"/>
+        <w:widowControl/>
       </w:pPr>
       <w:r>
-        <w:t>Кто это открыл или изобрёл</w:t>
+        <w:t>Кто открыл или изобрёл</w:t>
       </w:r>
     </w:p>
     <w:p>
       <w:pPr>
-        <w:keepLines w:val="0"/>
+        <w:widowControl/>
       </w:pPr>
       <w:r>
-        <w:t>В 1856 году Генри Бессемер запатентовал в Великобритании конвертер с воздушной продувкой. Сходные опыты в США проводил Уильям Келли. Вильгельм Сименс разработал регенеративную печь, а Пьер-Эмиль Мартен приспособил её для выплавки стали мартеновским способом.</w:t>
-      </w:r>
-    </w:p>
-    <w:p>
-      <w:pPr>
-        <w:keepLines w:val="0"/>
-      </w:pPr>
-      <w:r>
-        <w:t>Эти технологии опирались на многовековой опыт железоделательного производства и труд множества заводских рабочих и металлургов. В XX веке инженерные коллективы создали кислородные конвертеры, электродуговые печи и непрерывную разливку стали.</w:t>
+        <w:t>Бессемер запатентовал воздушный конвертер в Британии в 1856 году; Келли проводил близкие опыты в США. Уильям Сименс разработал регенеративную печь, Пьер-Эмиль Мартен применил её к стали. Процессы зависели от прежнего железного ремесла и труда металлургов и рабочих. В XX веке команды создали кислородные и электродуговые печи и непрерывную разливку.</w:t>
       </w:r>
     </w:p>
     <w:p>
       <w:pPr>
         <w:pStyle w:val="Heading1"/>
+        <w:widowControl/>
       </w:pPr>
       <w:r>
-        <w:t>Когда и как это появилось</w:t>
+        <w:t>Когда и как появилось</w:t>
       </w:r>
     </w:p>
     <w:p>
       <w:pPr>
-        <w:keepLines w:val="0"/>
+        <w:widowControl/>
       </w:pPr>
       <w:r>
-        <w:t>В 1850-е годы бессемеровский процесс резко сократил время и стоимость выплавки стали. Однако он хорошо работал лишь с подходящими рудами с низким содержанием фосфора и потому не был универсальным.</w:t>
-      </w:r>
-    </w:p>
-    <w:p>
-      <w:pPr>
-        <w:keepLines w:val="0"/>
-      </w:pPr>
-      <w:r>
-        <w:t>С 1860-х годов распространился более медленный мартеновский процесс: по ходу плавки можно было брать пробы и корректировать состав. После Второй мировой войны кислородные конвертеры ещё сильнее ускорили производство. Позднее электродуговые мини-заводы расширили переработку лома, а непрерывная разливка уменьшила потери металла между печью и прокатным станом.</w:t>
+        <w:t>В 1850-х процесс Бессемера сократил время и цену. Лучше всего он работал с низкофосфористым сырьём и не был универсален. Более медленный мартеновский способ распространялся с 1860-х, позволяя проверять и корректировать плавку. После Второй мировой кислородные конвертеры ускорили производство. Мини-заводы с электродуговыми печами расширялись на ломе, а непрерывная разливка уменьшала отходы между печью и прокатом.</w:t>
       </w:r>
     </w:p>
     <w:p>
       <w:pPr>
         <w:pStyle w:val="Heading1"/>
+        <w:widowControl/>
       </w:pPr>
       <w:r>
-        <w:t>Научное значение</w:t>
+        <w:t>Значение для науки</w:t>
       </w:r>
     </w:p>
     <w:p>
       <w:pPr>
-        <w:keepLines w:val="0"/>
+        <w:widowControl/>
       </w:pPr>
       <w:r>
-        <w:t>Сталеплавильное производство поставило высокотемпературную химию под строгий контроль. Кислород реагирует с углеродом и другими нежелательными элементами, а шлак — расплавленный слой минеральных веществ — поглощает многие примеси.</w:t>
-      </w:r>
-    </w:p>
-    <w:p>
-      <w:pPr>
-        <w:keepLines w:val="0"/>
-      </w:pPr>
-      <w:r>
-        <w:t>Термодинамика показывает, возможна ли реакция, а химическая кинетика — насколько быстро она идёт. Металлография, изучающая микроструктуру металлов, связала состав и термообработку с прочностью. Сталевары получили возможность заранее задавать свойства металла, а не довольствоваться тем, что вышло из печи.</w:t>
+        <w:t>Высокотемпературная химия стала управляемой. Кислород реагирует с углеродом и нежелательными элементами, шлак — расплавленный минеральный слой — улавливает многие примеси. Термодинамика определяет возможность реакции, кинетика — скорость. Металлография, изучение микроструктуры, связала состав и термообработку с прочностью. Свойства научились задавать, а не принимать случайный результат печи.</w:t>
       </w:r>
     </w:p>
     <w:p>
       <w:pPr>
         <w:pStyle w:val="Heading1"/>
+        <w:widowControl/>
       </w:pPr>
       <w:r>
-        <w:t>Влияние на последующее развитие</w:t>
+        <w:t>Влияние на дальнейшее развитие</w:t>
       </w:r>
     </w:p>
     <w:p>
       <w:pPr>
-        <w:keepLines w:val="0"/>
+        <w:widowControl/>
       </w:pPr>
       <w:r>
-        <w:t>Дешёвая сталь сделала возможными протяжённые железнодорожные сети, суда со стальным корпусом, подвесные мосты, каркасы небоскрёбов, автомобили и крупные машины. Новые сплавы дали нержавеющую сталь, инструментальные марки и жаропрочные детали. Сварка и непрерывное производство листа расширили применение стали в строительстве и бытовой технике.</w:t>
-      </w:r>
-    </w:p>
-    <w:p>
-      <w:pPr>
-        <w:keepLines w:val="0"/>
-      </w:pPr>
-      <w:r>
-        <w:t>Сегодня металлурги стремятся сократить расход угля за счёт переработки лома, более чистой электроэнергии и восстановления железа водородом. Сталь трудно заменить там, где одновременно важны прочность, цена и ремонтопригодность.</w:t>
+        <w:t>Дешёвая сталь обеспечила длинные железные дороги, стальные суда, висячие мосты, небоскрёбы, автомобили и крупные машины. Новые сплавы дали нержавеющую, инструментальную сталь и жаростойкие детали. Сварка и непрерывный лист расширили строительство и бытовую технику. Сегодня исследуют сокращение угля через переработку, чистое электричество и восстановление железа водородом. Сталь трудно заменить там, где вместе важны прочность, цена и ремонтопригодность.</w:t>
       </w:r>
     </w:p>
     <w:p>
       <w:pPr>
         <w:pStyle w:val="Heading1"/>
+        <w:widowControl/>
       </w:pPr>
       <w:r>
-        <w:t>Как это изменило жизнь людей</w:t>
+        <w:t>Как изменило жизнь людей</w:t>
       </w:r>
     </w:p>
     <w:p>
       <w:pPr>
-        <w:keepLines w:val="0"/>
+        <w:widowControl/>
       </w:pPr>
       <w:r>
-        <w:t>Стальные рельсы сократили время поездок, стальные каркасы преобразили городские силуэты, а прочный инструмент повысил производительность промышленности. Консервные банки, велосипеды, автомобили, стиральные машины и бесчисленные мелкие предметы стали доступнее.</w:t>
-      </w:r>
-    </w:p>
-    <w:p>
-      <w:pPr>
-        <w:keepLines w:val="0"/>
-      </w:pPr>
-      <w:r>
-        <w:t>Но металлургические города столкнулись с опасным трудом, дымом и экономическими потрясениями при закрытии заводов. Выплавка чугуна и стали сопровождается крупными выбросами углекислого газа. Переработка лома уменьшает добычу сырья и энергозатраты, а один и тот же металл способен прожить много жизней — сначала автомобилем, затем балкой или новым листом.</w:t>
+        <w:t>Рельсы сокращали поездки, каркасы меняли города, инструменты повышали выпуск. Банки, велосипеды, автомобили, стиральные машины и бесчисленные мелочи стали доступнее. Металлургические города знали также опасную работу, дым и потрясения закрытия заводов. Железо и сталь дают большие выбросы углекислого газа. Переработка лома уменьшает добычу и энергозатраты, позволяя металлу прожить несколько жизней — автомобилем, балкой, новым листом.</w:t>
       </w:r>
     </w:p>
     <w:p>
       <w:pPr>
         <w:pStyle w:val="Heading1"/>
+        <w:widowControl/>
       </w:pPr>
       <w:r>
         <w:t>Источники и литература</w:t>
@@ -286,87 +211,90 @@
     <w:p>
       <w:pPr>
         <w:pStyle w:val="Heading2"/>
+        <w:widowControl/>
       </w:pPr>
       <w:r>
-        <w:t>A. Книги и основные научные труды</w:t>
+        <w:rPr>
+          <w:sz w:val="20"/>
+        </w:rPr>
+        <w:t>Книги и основные научные труды</w:t>
       </w:r>
     </w:p>
     <w:p>
       <w:pPr>
-        <w:keepLines/>
-        <w:spacing w:after="80" w:line="300" w:lineRule="auto"/>
-        <w:numPr>
-          <w:ilvl w:val="0"/>
-          <w:numId w:val="11"/>
-        </w:numPr>
+        <w:widowControl/>
       </w:pPr>
       <w:r>
-        <w:t>Tylecote, R. F. A History of Metallurgy. 2nd ed. London: Institute of Materials, 1992.</w:t>
+        <w:rPr>
+          <w:sz w:val="20"/>
+        </w:rPr>
+        <w:t>1. Tylecote, R. F.A History of Metallurgy. 2nd ed. London: Institute of Materials, 1992.</w:t>
       </w:r>
     </w:p>
     <w:p>
       <w:pPr>
         <w:pStyle w:val="Heading2"/>
+        <w:widowControl/>
       </w:pPr>
       <w:r>
-        <w:t>C. Материалы научных учреждений и энциклопедий</w:t>
+        <w:rPr>
+          <w:sz w:val="20"/>
+        </w:rPr>
+        <w:t>Материалы организаций и энциклопедии</w:t>
       </w:r>
     </w:p>
     <w:p>
       <w:pPr>
-        <w:keepLines/>
-        <w:spacing w:after="80" w:line="300" w:lineRule="auto"/>
-        <w:numPr>
-          <w:ilvl w:val="0"/>
-          <w:numId w:val="12"/>
-        </w:numPr>
+        <w:widowControl/>
       </w:pPr>
       <w:r>
-        <w:t xml:space="preserve">Encyclopaedia Britannica. «Bessemer process». </w:t>
+        <w:rPr>
+          <w:sz w:val="20"/>
+        </w:rPr>
+        <w:t xml:space="preserve">1. Encyclopaedia Britannica. 'Bessemer process.' </w:t>
       </w:r>
-      <w:r>
-        <w:t xml:space="preserve"> </w:t>
-      </w:r>
-      <w:hyperlink r:id="rId11">
+      <w:hyperlink r:id="rId9">
         <w:r>
           <w:rPr>
-            <w:color w:val="0563C1"/>
-            <w:u w:val="single"/>
+            <w:sz w:val="20"/>
           </w:rPr>
           <w:t>https://www.britannica.com/technology/Bessemer-process</w:t>
         </w:r>
       </w:hyperlink>
+      <w:r>
+        <w:rPr>
+          <w:sz w:val="20"/>
+        </w:rPr>
+      </w:r>
     </w:p>
     <w:p>
       <w:pPr>
-        <w:keepLines/>
-        <w:spacing w:after="80" w:line="300" w:lineRule="auto"/>
-        <w:numPr>
-          <w:ilvl w:val="0"/>
-          <w:numId w:val="12"/>
-        </w:numPr>
+        <w:widowControl/>
       </w:pPr>
       <w:r>
-        <w:t xml:space="preserve">Encyclopaedia Britannica. «Steel». </w:t>
+        <w:rPr>
+          <w:sz w:val="20"/>
+        </w:rPr>
+        <w:t xml:space="preserve">2. Encyclopaedia Britannica. 'Steel.' </w:t>
       </w:r>
-      <w:r>
-        <w:t xml:space="preserve"> </w:t>
-      </w:r>
-      <w:hyperlink r:id="rId12">
+      <w:hyperlink r:id="rId10">
         <w:r>
           <w:rPr>
-            <w:color w:val="0563C1"/>
-            <w:u w:val="single"/>
+            <w:sz w:val="20"/>
           </w:rPr>
           <w:t>https://www.britannica.com/technology/steel</w:t>
         </w:r>
       </w:hyperlink>
+      <w:r>
+        <w:rPr>
+          <w:sz w:val="20"/>
+        </w:rPr>
+      </w:r>
     </w:p>
     <w:sectPr>
-      <w:headerReference w:type="default" r:id="rId9"/>
-      <w:footerReference w:type="default" r:id="rId10"/>
-      <w:pgSz w:w="12240" w:h="15840"/>
-      <w:pgMar w:top="1440" w:right="1440" w:bottom="1440" w:left="1440" w:header="708" w:footer="708" w:gutter="0"/>
+      <w:footerReference w:type="default" r:id="rId11"/>
+      <w:pgSz w:w="11906" w:h="16838"/>
+      <w:pgMar w:top="1020" w:right="1134" w:bottom="1020" w:left="1134" w:header="720" w:footer="720" w:gutter="0"/>
       <w:cols w:space="720"/>
       <w:docGrid w:linePitch="360"/>
     </w:sectPr>
@@ -379,60 +307,11 @@
   <w:p>
     <w:pPr>
       <w:pStyle w:val="Footer"/>
-      <w:spacing w:before="0" w:after="0"/>
       <w:jc w:val="right"/>
     </w:pPr>
-    <w:r>
-      <w:rPr>
-        <w:rFonts w:ascii="Calibri" w:hAnsi="Calibri" w:cs="Calibri"/>
-        <w:color w:val="666666"/>
-        <w:sz w:val="18"/>
-      </w:rPr>
-      <w:t xml:space="preserve">Страница </w:t>
-    </w:r>
-    <w:r>
-      <w:rPr>
-        <w:rFonts w:ascii="Calibri" w:hAnsi="Calibri" w:cs="Calibri"/>
-        <w:color w:val="666666"/>
-        <w:sz w:val="18"/>
-      </w:rPr>
-      <w:fldChar w:fldCharType="begin"/>
-      <w:instrText xml:space="preserve"> PAGE </w:instrText>
-      <w:fldChar w:fldCharType="separate"/>
-      <w:t>1</w:t>
-      <w:fldChar w:fldCharType="end"/>
-    </w:r>
+    <w:fldSimple w:instr="PAGE"/>
   </w:p>
 </w:ftr>
-</file>
-
-<file path=word/header1.xml><?xml version="1.0" encoding="utf-8"?>
-<w:hdr xmlns:m="http://schemas.openxmlformats.org/officeDocument/2006/math" xmlns:mc="http://schemas.openxmlformats.org/markup-compatibility/2006" xmlns:mo="http://schemas.microsoft.com/office/mac/office/2008/main" xmlns:mv="urn:schemas-microsoft-com:mac:vml" xmlns:o="urn:schemas-microsoft-com:office:office" xmlns:r="http://schemas.openxmlformats.org/officeDocument/2006/relationships" xmlns:v="urn:schemas-microsoft-com:vml" xmlns:w10="urn:schemas-microsoft-com:office:word" xmlns:w14="http://schemas.microsoft.com/office/word/2010/wordml" xmlns:w="http://schemas.openxmlformats.org/wordprocessingml/2006/main" xmlns:wne="http://schemas.microsoft.com/office/word/2006/wordml" xmlns:wp14="http://schemas.microsoft.com/office/word/2010/wordprocessingDrawing" xmlns:wp="http://schemas.openxmlformats.org/drawingml/2006/wordprocessingDrawing" xmlns:wpc="http://schemas.microsoft.com/office/word/2010/wordprocessingCanvas" xmlns:wpg="http://schemas.microsoft.com/office/word/2010/wordprocessingGroup" xmlns:wpi="http://schemas.microsoft.com/office/word/2010/wordprocessingInk" xmlns:wps="http://schemas.microsoft.com/office/word/2010/wordprocessingShape" mc:Ignorable="w14 wp14">
-  <w:p>
-    <w:pPr>
-      <w:pStyle w:val="Header"/>
-      <w:spacing w:after="0"/>
-      <w:jc w:val="left"/>
-    </w:pPr>
-    <w:r>
-      <w:rPr>
-        <w:rFonts w:ascii="Calibri" w:hAnsi="Calibri" w:cs="Calibri"/>
-        <w:b/>
-        <w:color w:val="666666"/>
-        <w:sz w:val="18"/>
-      </w:rPr>
-      <w:t>Открытия и изобретения</w:t>
-    </w:r>
-    <w:r>
-      <w:rPr>
-        <w:rFonts w:ascii="Calibri" w:hAnsi="Calibri" w:cs="Calibri"/>
-        <w:color w:val="666666"/>
-        <w:sz w:val="18"/>
-      </w:rPr>
-      <w:t xml:space="preserve">    |    5. Физика, химия и материалы</w:t>
-    </w:r>
-  </w:p>
-</w:hdr>
 </file>
 
 <file path=word/numbering.xml><?xml version="1.0" encoding="utf-8"?>
@@ -635,60 +514,6 @@
   <w:num w:numId="9">
     <w:abstractNumId w:val="0"/>
   </w:num>
-  <w:abstractNum w:abstractNumId="9">
-    <w:multiLevelType w:val="singleLevel"/>
-    <w:lvl w:ilvl="0">
-      <w:start w:val="1"/>
-      <w:numFmt w:val="bullet"/>
-      <w:lvlText w:val="•"/>
-      <w:lvlJc w:val="left"/>
-      <w:pPr>
-        <w:tabs>
-          <w:tab w:val="num" w:pos="540"/>
-        </w:tabs>
-        <w:ind w:left="540" w:hanging="270"/>
-      </w:pPr>
-    </w:lvl>
-  </w:abstractNum>
-  <w:num w:numId="10">
-    <w:abstractNumId w:val="9"/>
-  </w:num>
-  <w:abstractNum w:abstractNumId="10">
-    <w:multiLevelType w:val="singleLevel"/>
-    <w:lvl w:ilvl="0">
-      <w:start w:val="1"/>
-      <w:numFmt w:val="decimal"/>
-      <w:lvlText w:val="%1."/>
-      <w:lvlJc w:val="left"/>
-      <w:pPr>
-        <w:tabs>
-          <w:tab w:val="num" w:pos="540"/>
-        </w:tabs>
-        <w:ind w:left="540" w:hanging="270"/>
-      </w:pPr>
-    </w:lvl>
-  </w:abstractNum>
-  <w:num w:numId="11">
-    <w:abstractNumId w:val="10"/>
-  </w:num>
-  <w:abstractNum w:abstractNumId="11">
-    <w:multiLevelType w:val="singleLevel"/>
-    <w:lvl w:ilvl="0">
-      <w:start w:val="1"/>
-      <w:numFmt w:val="decimal"/>
-      <w:lvlText w:val="%1."/>
-      <w:lvlJc w:val="left"/>
-      <w:pPr>
-        <w:tabs>
-          <w:tab w:val="num" w:pos="540"/>
-        </w:tabs>
-        <w:ind w:left="540" w:hanging="270"/>
-      </w:pPr>
-    </w:lvl>
-  </w:abstractNum>
-  <w:num w:numId="12">
-    <w:abstractNumId w:val="11"/>
-  </w:num>
 </w:numbering>
 </file>
 
@@ -697,7 +522,7 @@
   <w:docDefaults>
     <w:rPrDefault>
       <w:rPr>
-        <w:rFonts w:asciiTheme="minorHAnsi" w:eastAsiaTheme="minorEastAsia" w:hAnsiTheme="minorHAnsi" w:cstheme="minorBidi"/>
+        <w:rFonts/>
         <w:sz w:val="22"/>
         <w:szCs w:val="22"/>
         <w:lang w:val="en-US" w:eastAsia="en-US" w:bidi="ar-SA"/>
@@ -853,12 +678,13 @@
     <w:qFormat/>
     <w:rsid w:val="00FC693F"/>
     <w:pPr>
-      <w:widowControl/>
-      <w:spacing w:before="0" w:after="120" w:line="300" w:lineRule="auto"/>
+      <w:spacing w:after="120" w:line="259" w:lineRule="auto"/>
     </w:pPr>
     <w:rPr>
-      <w:rFonts w:ascii="Calibri" w:hAnsi="Calibri" w:cs="Calibri"/>
-      <w:sz w:val="22"/>
+      <w:rFonts w:ascii="Times New Roman" w:hAnsi="Times New Roman"/>
+      <w:color w:val="000000"/>
+      <w:sz w:val="24"/>
+      <w:lang w:val="ru-RU"/>
     </w:rPr>
   </w:style>
   <w:style w:type="paragraph" w:styleId="Header">
@@ -916,16 +742,17 @@
     <w:pPr>
       <w:keepNext/>
       <w:keepLines/>
-      <w:spacing w:before="360" w:after="200"/>
+      <w:spacing w:before="480" w:after="120" w:line="259" w:lineRule="auto"/>
       <w:outlineLvl w:val="0"/>
     </w:pPr>
     <w:rPr>
-      <w:rFonts w:asciiTheme="majorHAnsi" w:eastAsiaTheme="majorEastAsia" w:hAnsiTheme="majorHAnsi" w:cstheme="majorBidi" w:ascii="Calibri" w:hAnsi="Calibri" w:cs="Calibri"/>
+      <w:rFonts w:ascii="Times New Roman" w:hAnsi="Times New Roman"/>
       <w:b/>
       <w:bCs/>
-      <w:color w:val="2E74B5"/>
-      <w:sz w:val="32"/>
+      <w:color w:val="000000"/>
+      <w:sz w:val="26"/>
       <w:szCs w:val="28"/>
+      <w:lang w:val="ru-RU"/>
     </w:rPr>
   </w:style>
   <w:style w:type="paragraph" w:styleId="Heading2">
@@ -940,16 +767,17 @@
     <w:pPr>
       <w:keepNext/>
       <w:keepLines/>
-      <w:spacing w:before="280" w:after="140"/>
+      <w:spacing w:before="200" w:after="120" w:line="259" w:lineRule="auto"/>
       <w:outlineLvl w:val="1"/>
     </w:pPr>
     <w:rPr>
-      <w:rFonts w:asciiTheme="majorHAnsi" w:eastAsiaTheme="majorEastAsia" w:hAnsiTheme="majorHAnsi" w:cstheme="majorBidi" w:ascii="Calibri" w:hAnsi="Calibri" w:cs="Calibri"/>
+      <w:rFonts w:ascii="Times New Roman" w:hAnsi="Times New Roman"/>
       <w:b/>
       <w:bCs/>
-      <w:color w:val="2E74B5"/>
+      <w:color w:val="000000"/>
       <w:sz w:val="26"/>
       <w:szCs w:val="26"/>
+      <w:lang w:val="ru-RU"/>
     </w:rPr>
   </w:style>
   <w:style w:type="paragraph" w:styleId="Heading3">
@@ -964,15 +792,14 @@
     <w:pPr>
       <w:keepNext/>
       <w:keepLines/>
-      <w:spacing w:before="200" w:after="100"/>
+      <w:spacing w:before="200" w:after="0"/>
       <w:outlineLvl w:val="2"/>
     </w:pPr>
     <w:rPr>
-      <w:rFonts w:asciiTheme="majorHAnsi" w:eastAsiaTheme="majorEastAsia" w:hAnsiTheme="majorHAnsi" w:cstheme="majorBidi" w:ascii="Calibri" w:hAnsi="Calibri" w:cs="Calibri"/>
+      <w:rFonts/>
       <w:b/>
       <w:bCs/>
-      <w:color w:val="1F4D78"/>
-      <w:sz w:val="24"/>
+      <w:color w:val="4F81BD" w:themeColor="accent1"/>
     </w:rPr>
   </w:style>
   <w:style w:type="paragraph" w:styleId="Heading4">
@@ -992,7 +819,7 @@
       <w:outlineLvl w:val="3"/>
     </w:pPr>
     <w:rPr>
-      <w:rFonts w:asciiTheme="majorHAnsi" w:eastAsiaTheme="majorEastAsia" w:hAnsiTheme="majorHAnsi" w:cstheme="majorBidi"/>
+      <w:rFonts/>
       <w:b/>
       <w:bCs/>
       <w:i/>
@@ -1017,7 +844,7 @@
       <w:outlineLvl w:val="4"/>
     </w:pPr>
     <w:rPr>
-      <w:rFonts w:asciiTheme="majorHAnsi" w:eastAsiaTheme="majorEastAsia" w:hAnsiTheme="majorHAnsi" w:cstheme="majorBidi"/>
+      <w:rFonts/>
       <w:color w:val="243F60" w:themeColor="accent1" w:themeShade="7F"/>
     </w:rPr>
   </w:style>
@@ -1038,7 +865,7 @@
       <w:outlineLvl w:val="5"/>
     </w:pPr>
     <w:rPr>
-      <w:rFonts w:asciiTheme="majorHAnsi" w:eastAsiaTheme="majorEastAsia" w:hAnsiTheme="majorHAnsi" w:cstheme="majorBidi"/>
+      <w:rFonts/>
       <w:i/>
       <w:iCs/>
       <w:color w:val="243F60" w:themeColor="accent1" w:themeShade="7F"/>
@@ -1061,7 +888,7 @@
       <w:outlineLvl w:val="6"/>
     </w:pPr>
     <w:rPr>
-      <w:rFonts w:asciiTheme="majorHAnsi" w:eastAsiaTheme="majorEastAsia" w:hAnsiTheme="majorHAnsi" w:cstheme="majorBidi"/>
+      <w:rFonts/>
       <w:i/>
       <w:iCs/>
       <w:color w:val="404040" w:themeColor="text1" w:themeTint="BF"/>
@@ -1084,7 +911,7 @@
       <w:outlineLvl w:val="7"/>
     </w:pPr>
     <w:rPr>
-      <w:rFonts w:asciiTheme="majorHAnsi" w:eastAsiaTheme="majorEastAsia" w:hAnsiTheme="majorHAnsi" w:cstheme="majorBidi"/>
+      <w:rFonts/>
       <w:color w:val="4F81BD" w:themeColor="accent1"/>
       <w:sz w:val="20"/>
       <w:szCs w:val="20"/>
@@ -1107,7 +934,7 @@
       <w:outlineLvl w:val="8"/>
     </w:pPr>
     <w:rPr>
-      <w:rFonts w:asciiTheme="majorHAnsi" w:eastAsiaTheme="majorEastAsia" w:hAnsiTheme="majorHAnsi" w:cstheme="majorBidi"/>
+      <w:rFonts/>
       <w:i/>
       <w:iCs/>
       <w:color w:val="404040" w:themeColor="text1" w:themeTint="BF"/>
@@ -1158,7 +985,7 @@
     <w:uiPriority w:val="9"/>
     <w:rsid w:val="00FC693F"/>
     <w:rPr>
-      <w:rFonts w:asciiTheme="majorHAnsi" w:eastAsiaTheme="majorEastAsia" w:hAnsiTheme="majorHAnsi" w:cstheme="majorBidi"/>
+      <w:rFonts/>
       <w:b/>
       <w:bCs/>
       <w:color w:val="365F91" w:themeColor="accent1" w:themeShade="BF"/>
@@ -1173,7 +1000,7 @@
     <w:uiPriority w:val="9"/>
     <w:rsid w:val="00FC693F"/>
     <w:rPr>
-      <w:rFonts w:asciiTheme="majorHAnsi" w:eastAsiaTheme="majorEastAsia" w:hAnsiTheme="majorHAnsi" w:cstheme="majorBidi"/>
+      <w:rFonts/>
       <w:b/>
       <w:bCs/>
       <w:color w:val="4F81BD" w:themeColor="accent1"/>
@@ -1188,7 +1015,7 @@
     <w:uiPriority w:val="9"/>
     <w:rsid w:val="00FC693F"/>
     <w:rPr>
-      <w:rFonts w:asciiTheme="majorHAnsi" w:eastAsiaTheme="majorEastAsia" w:hAnsiTheme="majorHAnsi" w:cstheme="majorBidi"/>
+      <w:rFonts/>
       <w:b/>
       <w:bCs/>
       <w:color w:val="4F81BD" w:themeColor="accent1"/>
@@ -1203,19 +1030,17 @@
     <w:qFormat/>
     <w:rsid w:val="00FC693F"/>
     <w:pPr>
-      <w:pBdr>
-        <w:bottom w:val="single" w:sz="8" w:space="4" w:color="4F81BD" w:themeColor="accent1"/>
-      </w:pBdr>
-      <w:spacing w:after="300" w:line="240" w:lineRule="auto"/>
+      <w:spacing w:after="120" w:line="259" w:lineRule="auto"/>
       <w:contextualSpacing/>
     </w:pPr>
     <w:rPr>
-      <w:rFonts w:asciiTheme="majorHAnsi" w:eastAsiaTheme="majorEastAsia" w:hAnsiTheme="majorHAnsi" w:cstheme="majorBidi"/>
-      <w:color w:val="17365D" w:themeColor="text2" w:themeShade="BF"/>
+      <w:rFonts w:ascii="Times New Roman" w:hAnsi="Times New Roman"/>
+      <w:color w:val="000000"/>
       <w:spacing w:val="5"/>
       <w:kern w:val="28"/>
-      <w:sz w:val="52"/>
+      <w:sz w:val="40"/>
       <w:szCs w:val="52"/>
+      <w:lang w:val="ru-RU"/>
     </w:rPr>
   </w:style>
   <w:style w:type="character" w:customStyle="1" w:styleId="TitleChar">
@@ -1225,7 +1050,7 @@
     <w:uiPriority w:val="10"/>
     <w:rsid w:val="00FC693F"/>
     <w:rPr>
-      <w:rFonts w:asciiTheme="majorHAnsi" w:eastAsiaTheme="majorEastAsia" w:hAnsiTheme="majorHAnsi" w:cstheme="majorBidi"/>
+      <w:rFonts/>
       <w:color w:val="17365D" w:themeColor="text2" w:themeShade="BF"/>
       <w:spacing w:val="5"/>
       <w:kern w:val="28"/>
@@ -1247,7 +1072,7 @@
       </w:numPr>
     </w:pPr>
     <w:rPr>
-      <w:rFonts w:asciiTheme="majorHAnsi" w:eastAsiaTheme="majorEastAsia" w:hAnsiTheme="majorHAnsi" w:cstheme="majorBidi"/>
+      <w:rFonts/>
       <w:i/>
       <w:iCs/>
       <w:color w:val="4F81BD" w:themeColor="accent1"/>
@@ -1263,7 +1088,7 @@
     <w:uiPriority w:val="11"/>
     <w:rsid w:val="00FC693F"/>
     <w:rPr>
-      <w:rFonts w:asciiTheme="majorHAnsi" w:eastAsiaTheme="majorEastAsia" w:hAnsiTheme="majorHAnsi" w:cstheme="majorBidi"/>
+      <w:rFonts/>
       <w:i/>
       <w:iCs/>
       <w:color w:val="4F81BD" w:themeColor="accent1"/>
@@ -1388,8 +1213,15 @@
       <w:numPr>
         <w:numId w:val="1"/>
       </w:numPr>
+      <w:spacing w:after="120" w:line="259" w:lineRule="auto"/>
       <w:contextualSpacing/>
     </w:pPr>
+    <w:rPr>
+      <w:rFonts w:ascii="Times New Roman" w:hAnsi="Times New Roman"/>
+      <w:color w:val="000000"/>
+      <w:sz w:val="24"/>
+      <w:lang w:val="ru-RU"/>
+    </w:rPr>
   </w:style>
   <w:style w:type="paragraph" w:styleId="ListBullet2">
     <w:name w:val="List Bullet 2"/>
@@ -1561,7 +1393,7 @@
     <w:semiHidden/>
     <w:rsid w:val="00FC693F"/>
     <w:rPr>
-      <w:rFonts w:asciiTheme="majorHAnsi" w:eastAsiaTheme="majorEastAsia" w:hAnsiTheme="majorHAnsi" w:cstheme="majorBidi"/>
+      <w:rFonts/>
       <w:b/>
       <w:bCs/>
       <w:i/>
@@ -1577,7 +1409,7 @@
     <w:semiHidden/>
     <w:rsid w:val="00FC693F"/>
     <w:rPr>
-      <w:rFonts w:asciiTheme="majorHAnsi" w:eastAsiaTheme="majorEastAsia" w:hAnsiTheme="majorHAnsi" w:cstheme="majorBidi"/>
+      <w:rFonts/>
       <w:color w:val="243F60" w:themeColor="accent1" w:themeShade="7F"/>
     </w:rPr>
   </w:style>
@@ -1589,7 +1421,7 @@
     <w:semiHidden/>
     <w:rsid w:val="00FC693F"/>
     <w:rPr>
-      <w:rFonts w:asciiTheme="majorHAnsi" w:eastAsiaTheme="majorEastAsia" w:hAnsiTheme="majorHAnsi" w:cstheme="majorBidi"/>
+      <w:rFonts/>
       <w:i/>
       <w:iCs/>
       <w:color w:val="243F60" w:themeColor="accent1" w:themeShade="7F"/>
@@ -1603,7 +1435,7 @@
     <w:semiHidden/>
     <w:rsid w:val="00FC693F"/>
     <w:rPr>
-      <w:rFonts w:asciiTheme="majorHAnsi" w:eastAsiaTheme="majorEastAsia" w:hAnsiTheme="majorHAnsi" w:cstheme="majorBidi"/>
+      <w:rFonts/>
       <w:i/>
       <w:iCs/>
       <w:color w:val="404040" w:themeColor="text1" w:themeTint="BF"/>
@@ -1617,7 +1449,7 @@
     <w:semiHidden/>
     <w:rsid w:val="00FC693F"/>
     <w:rPr>
-      <w:rFonts w:asciiTheme="majorHAnsi" w:eastAsiaTheme="majorEastAsia" w:hAnsiTheme="majorHAnsi" w:cstheme="majorBidi"/>
+      <w:rFonts/>
       <w:color w:val="4F81BD" w:themeColor="accent1"/>
       <w:sz w:val="20"/>
       <w:szCs w:val="20"/>
@@ -1631,7 +1463,7 @@
     <w:semiHidden/>
     <w:rsid w:val="00FC693F"/>
     <w:rPr>
-      <w:rFonts w:asciiTheme="majorHAnsi" w:eastAsiaTheme="majorEastAsia" w:hAnsiTheme="majorHAnsi" w:cstheme="majorBidi"/>
+      <w:rFonts/>
       <w:i/>
       <w:iCs/>
       <w:color w:val="404040" w:themeColor="text1" w:themeTint="BF"/>
@@ -1690,9 +1522,6 @@
     <w:qFormat/>
     <w:rsid w:val="00FC693F"/>
     <w:pPr>
-      <w:pBdr>
-        <w:bottom w:val="single" w:sz="4" w:space="4" w:color="4F81BD" w:themeColor="accent1"/>
-      </w:pBdr>
       <w:spacing w:before="200" w:after="280"/>
       <w:ind w:left="936" w:right="936"/>
     </w:pPr>
@@ -3220,7 +3049,7 @@
         <w:spacing w:before="0" w:after="0" w:line="240" w:lineRule="auto"/>
       </w:pPr>
       <w:rPr>
-        <w:rFonts w:asciiTheme="majorHAnsi" w:eastAsiaTheme="majorEastAsia" w:hAnsiTheme="majorHAnsi" w:cstheme="majorBidi"/>
+        <w:rFonts/>
         <w:b/>
         <w:bCs/>
       </w:rPr>
@@ -3241,7 +3070,7 @@
         <w:spacing w:before="0" w:after="0" w:line="240" w:lineRule="auto"/>
       </w:pPr>
       <w:rPr>
-        <w:rFonts w:asciiTheme="majorHAnsi" w:eastAsiaTheme="majorEastAsia" w:hAnsiTheme="majorHAnsi" w:cstheme="majorBidi"/>
+        <w:rFonts/>
         <w:b/>
         <w:bCs/>
       </w:rPr>
@@ -3259,14 +3088,14 @@
     </w:tblStylePr>
     <w:tblStylePr w:type="firstCol">
       <w:rPr>
-        <w:rFonts w:asciiTheme="majorHAnsi" w:eastAsiaTheme="majorEastAsia" w:hAnsiTheme="majorHAnsi" w:cstheme="majorBidi"/>
+        <w:rFonts/>
         <w:b/>
         <w:bCs/>
       </w:rPr>
     </w:tblStylePr>
     <w:tblStylePr w:type="lastCol">
       <w:rPr>
-        <w:rFonts w:asciiTheme="majorHAnsi" w:eastAsiaTheme="majorEastAsia" w:hAnsiTheme="majorHAnsi" w:cstheme="majorBidi"/>
+        <w:rFonts/>
         <w:b/>
         <w:bCs/>
       </w:rPr>
@@ -3350,7 +3179,7 @@
         <w:spacing w:before="0" w:after="0" w:line="240" w:lineRule="auto"/>
       </w:pPr>
       <w:rPr>
-        <w:rFonts w:asciiTheme="majorHAnsi" w:eastAsiaTheme="majorEastAsia" w:hAnsiTheme="majorHAnsi" w:cstheme="majorBidi"/>
+        <w:rFonts/>
         <w:b/>
         <w:bCs/>
       </w:rPr>
@@ -3371,7 +3200,7 @@
         <w:spacing w:before="0" w:after="0" w:line="240" w:lineRule="auto"/>
       </w:pPr>
       <w:rPr>
-        <w:rFonts w:asciiTheme="majorHAnsi" w:eastAsiaTheme="majorEastAsia" w:hAnsiTheme="majorHAnsi" w:cstheme="majorBidi"/>
+        <w:rFonts/>
         <w:b/>
         <w:bCs/>
       </w:rPr>
@@ -3389,14 +3218,14 @@
     </w:tblStylePr>
     <w:tblStylePr w:type="firstCol">
       <w:rPr>
-        <w:rFonts w:asciiTheme="majorHAnsi" w:eastAsiaTheme="majorEastAsia" w:hAnsiTheme="majorHAnsi" w:cstheme="majorBidi"/>
+        <w:rFonts/>
         <w:b/>
         <w:bCs/>
       </w:rPr>
     </w:tblStylePr>
     <w:tblStylePr w:type="lastCol">
       <w:rPr>
-        <w:rFonts w:asciiTheme="majorHAnsi" w:eastAsiaTheme="majorEastAsia" w:hAnsiTheme="majorHAnsi" w:cstheme="majorBidi"/>
+        <w:rFonts/>
         <w:b/>
         <w:bCs/>
       </w:rPr>
@@ -3480,7 +3309,7 @@
         <w:spacing w:before="0" w:after="0" w:line="240" w:lineRule="auto"/>
       </w:pPr>
       <w:rPr>
-        <w:rFonts w:asciiTheme="majorHAnsi" w:eastAsiaTheme="majorEastAsia" w:hAnsiTheme="majorHAnsi" w:cstheme="majorBidi"/>
+        <w:rFonts/>
         <w:b/>
         <w:bCs/>
       </w:rPr>
@@ -3501,7 +3330,7 @@
         <w:spacing w:before="0" w:after="0" w:line="240" w:lineRule="auto"/>
       </w:pPr>
       <w:rPr>
-        <w:rFonts w:asciiTheme="majorHAnsi" w:eastAsiaTheme="majorEastAsia" w:hAnsiTheme="majorHAnsi" w:cstheme="majorBidi"/>
+        <w:rFonts/>
         <w:b/>
         <w:bCs/>
       </w:rPr>
@@ -3519,14 +3348,14 @@
     </w:tblStylePr>
     <w:tblStylePr w:type="firstCol">
       <w:rPr>
-        <w:rFonts w:asciiTheme="majorHAnsi" w:eastAsiaTheme="majorEastAsia" w:hAnsiTheme="majorHAnsi" w:cstheme="majorBidi"/>
+        <w:rFonts/>
         <w:b/>
         <w:bCs/>
       </w:rPr>
     </w:tblStylePr>
     <w:tblStylePr w:type="lastCol">
       <w:rPr>
-        <w:rFonts w:asciiTheme="majorHAnsi" w:eastAsiaTheme="majorEastAsia" w:hAnsiTheme="majorHAnsi" w:cstheme="majorBidi"/>
+        <w:rFonts/>
         <w:b/>
         <w:bCs/>
       </w:rPr>
@@ -3610,7 +3439,7 @@
         <w:spacing w:before="0" w:after="0" w:line="240" w:lineRule="auto"/>
       </w:pPr>
       <w:rPr>
-        <w:rFonts w:asciiTheme="majorHAnsi" w:eastAsiaTheme="majorEastAsia" w:hAnsiTheme="majorHAnsi" w:cstheme="majorBidi"/>
+        <w:rFonts/>
         <w:b/>
         <w:bCs/>
       </w:rPr>
@@ -3631,7 +3460,7 @@
         <w:spacing w:before="0" w:after="0" w:line="240" w:lineRule="auto"/>
       </w:pPr>
       <w:rPr>
-        <w:rFonts w:asciiTheme="majorHAnsi" w:eastAsiaTheme="majorEastAsia" w:hAnsiTheme="majorHAnsi" w:cstheme="majorBidi"/>
+        <w:rFonts/>
         <w:b/>
         <w:bCs/>
       </w:rPr>
@@ -3649,14 +3478,14 @@
     </w:tblStylePr>
     <w:tblStylePr w:type="firstCol">
       <w:rPr>
-        <w:rFonts w:asciiTheme="majorHAnsi" w:eastAsiaTheme="majorEastAsia" w:hAnsiTheme="majorHAnsi" w:cstheme="majorBidi"/>
+        <w:rFonts/>
         <w:b/>
         <w:bCs/>
       </w:rPr>
     </w:tblStylePr>
     <w:tblStylePr w:type="lastCol">
       <w:rPr>
-        <w:rFonts w:asciiTheme="majorHAnsi" w:eastAsiaTheme="majorEastAsia" w:hAnsiTheme="majorHAnsi" w:cstheme="majorBidi"/>
+        <w:rFonts/>
         <w:b/>
         <w:bCs/>
       </w:rPr>
@@ -3740,7 +3569,7 @@
         <w:spacing w:before="0" w:after="0" w:line="240" w:lineRule="auto"/>
       </w:pPr>
       <w:rPr>
-        <w:rFonts w:asciiTheme="majorHAnsi" w:eastAsiaTheme="majorEastAsia" w:hAnsiTheme="majorHAnsi" w:cstheme="majorBidi"/>
+        <w:rFonts/>
         <w:b/>
         <w:bCs/>
       </w:rPr>
@@ -3761,7 +3590,7 @@
         <w:spacing w:before="0" w:after="0" w:line="240" w:lineRule="auto"/>
       </w:pPr>
       <w:rPr>
-        <w:rFonts w:asciiTheme="majorHAnsi" w:eastAsiaTheme="majorEastAsia" w:hAnsiTheme="majorHAnsi" w:cstheme="majorBidi"/>
+        <w:rFonts/>
         <w:b/>
         <w:bCs/>
       </w:rPr>
@@ -3779,14 +3608,14 @@
     </w:tblStylePr>
     <w:tblStylePr w:type="firstCol">
       <w:rPr>
-        <w:rFonts w:asciiTheme="majorHAnsi" w:eastAsiaTheme="majorEastAsia" w:hAnsiTheme="majorHAnsi" w:cstheme="majorBidi"/>
+        <w:rFonts/>
         <w:b/>
         <w:bCs/>
       </w:rPr>
     </w:tblStylePr>
     <w:tblStylePr w:type="lastCol">
       <w:rPr>
-        <w:rFonts w:asciiTheme="majorHAnsi" w:eastAsiaTheme="majorEastAsia" w:hAnsiTheme="majorHAnsi" w:cstheme="majorBidi"/>
+        <w:rFonts/>
         <w:b/>
         <w:bCs/>
       </w:rPr>
@@ -3870,7 +3699,7 @@
         <w:spacing w:before="0" w:after="0" w:line="240" w:lineRule="auto"/>
       </w:pPr>
       <w:rPr>
-        <w:rFonts w:asciiTheme="majorHAnsi" w:eastAsiaTheme="majorEastAsia" w:hAnsiTheme="majorHAnsi" w:cstheme="majorBidi"/>
+        <w:rFonts/>
         <w:b/>
         <w:bCs/>
       </w:rPr>
@@ -3891,7 +3720,7 @@
         <w:spacing w:before="0" w:after="0" w:line="240" w:lineRule="auto"/>
       </w:pPr>
       <w:rPr>
-        <w:rFonts w:asciiTheme="majorHAnsi" w:eastAsiaTheme="majorEastAsia" w:hAnsiTheme="majorHAnsi" w:cstheme="majorBidi"/>
+        <w:rFonts/>
         <w:b/>
         <w:bCs/>
       </w:rPr>
@@ -3909,14 +3738,14 @@
     </w:tblStylePr>
     <w:tblStylePr w:type="firstCol">
       <w:rPr>
-        <w:rFonts w:asciiTheme="majorHAnsi" w:eastAsiaTheme="majorEastAsia" w:hAnsiTheme="majorHAnsi" w:cstheme="majorBidi"/>
+        <w:rFonts/>
         <w:b/>
         <w:bCs/>
       </w:rPr>
     </w:tblStylePr>
     <w:tblStylePr w:type="lastCol">
       <w:rPr>
-        <w:rFonts w:asciiTheme="majorHAnsi" w:eastAsiaTheme="majorEastAsia" w:hAnsiTheme="majorHAnsi" w:cstheme="majorBidi"/>
+        <w:rFonts/>
         <w:b/>
         <w:bCs/>
       </w:rPr>
@@ -4000,7 +3829,7 @@
         <w:spacing w:before="0" w:after="0" w:line="240" w:lineRule="auto"/>
       </w:pPr>
       <w:rPr>
-        <w:rFonts w:asciiTheme="majorHAnsi" w:eastAsiaTheme="majorEastAsia" w:hAnsiTheme="majorHAnsi" w:cstheme="majorBidi"/>
+        <w:rFonts/>
         <w:b/>
         <w:bCs/>
       </w:rPr>
@@ -4021,7 +3850,7 @@
         <w:spacing w:before="0" w:after="0" w:line="240" w:lineRule="auto"/>
       </w:pPr>
       <w:rPr>
-        <w:rFonts w:asciiTheme="majorHAnsi" w:eastAsiaTheme="majorEastAsia" w:hAnsiTheme="majorHAnsi" w:cstheme="majorBidi"/>
+        <w:rFonts/>
         <w:b/>
         <w:bCs/>
       </w:rPr>
@@ -4039,14 +3868,14 @@
     </w:tblStylePr>
     <w:tblStylePr w:type="firstCol">
       <w:rPr>
-        <w:rFonts w:asciiTheme="majorHAnsi" w:eastAsiaTheme="majorEastAsia" w:hAnsiTheme="majorHAnsi" w:cstheme="majorBidi"/>
+        <w:rFonts/>
         <w:b/>
         <w:bCs/>
       </w:rPr>
     </w:tblStylePr>
     <w:tblStylePr w:type="lastCol">
       <w:rPr>
-        <w:rFonts w:asciiTheme="majorHAnsi" w:eastAsiaTheme="majorEastAsia" w:hAnsiTheme="majorHAnsi" w:cstheme="majorBidi"/>
+        <w:rFonts/>
         <w:b/>
         <w:bCs/>
       </w:rPr>
@@ -5911,7 +5740,7 @@
     </w:tblPr>
     <w:tblStylePr w:type="firstRow">
       <w:rPr>
-        <w:rFonts w:asciiTheme="majorHAnsi" w:eastAsiaTheme="majorEastAsia" w:hAnsiTheme="majorHAnsi" w:cstheme="majorBidi"/>
+        <w:rFonts/>
       </w:rPr>
       <w:tblPr/>
       <w:tcPr>
@@ -5995,7 +5824,7 @@
     </w:tblPr>
     <w:tblStylePr w:type="firstRow">
       <w:rPr>
-        <w:rFonts w:asciiTheme="majorHAnsi" w:eastAsiaTheme="majorEastAsia" w:hAnsiTheme="majorHAnsi" w:cstheme="majorBidi"/>
+        <w:rFonts/>
       </w:rPr>
       <w:tblPr/>
       <w:tcPr>
@@ -6079,7 +5908,7 @@
     </w:tblPr>
     <w:tblStylePr w:type="firstRow">
       <w:rPr>
-        <w:rFonts w:asciiTheme="majorHAnsi" w:eastAsiaTheme="majorEastAsia" w:hAnsiTheme="majorHAnsi" w:cstheme="majorBidi"/>
+        <w:rFonts/>
       </w:rPr>
       <w:tblPr/>
       <w:tcPr>
@@ -6163,7 +5992,7 @@
     </w:tblPr>
     <w:tblStylePr w:type="firstRow">
       <w:rPr>
-        <w:rFonts w:asciiTheme="majorHAnsi" w:eastAsiaTheme="majorEastAsia" w:hAnsiTheme="majorHAnsi" w:cstheme="majorBidi"/>
+        <w:rFonts/>
       </w:rPr>
       <w:tblPr/>
       <w:tcPr>
@@ -6247,7 +6076,7 @@
     </w:tblPr>
     <w:tblStylePr w:type="firstRow">
       <w:rPr>
-        <w:rFonts w:asciiTheme="majorHAnsi" w:eastAsiaTheme="majorEastAsia" w:hAnsiTheme="majorHAnsi" w:cstheme="majorBidi"/>
+        <w:rFonts/>
       </w:rPr>
       <w:tblPr/>
       <w:tcPr>
@@ -6331,7 +6160,7 @@
     </w:tblPr>
     <w:tblStylePr w:type="firstRow">
       <w:rPr>
-        <w:rFonts w:asciiTheme="majorHAnsi" w:eastAsiaTheme="majorEastAsia" w:hAnsiTheme="majorHAnsi" w:cstheme="majorBidi"/>
+        <w:rFonts/>
       </w:rPr>
       <w:tblPr/>
       <w:tcPr>
@@ -6415,7 +6244,7 @@
     </w:tblPr>
     <w:tblStylePr w:type="firstRow">
       <w:rPr>
-        <w:rFonts w:asciiTheme="majorHAnsi" w:eastAsiaTheme="majorEastAsia" w:hAnsiTheme="majorHAnsi" w:cstheme="majorBidi"/>
+        <w:rFonts/>
       </w:rPr>
       <w:tblPr/>
       <w:tcPr>
@@ -6480,7 +6309,7 @@
       <w:spacing w:after="0" w:line="240" w:lineRule="auto"/>
     </w:pPr>
     <w:rPr>
-      <w:rFonts w:asciiTheme="majorHAnsi" w:eastAsiaTheme="majorEastAsia" w:hAnsiTheme="majorHAnsi" w:cstheme="majorBidi"/>
+      <w:rFonts/>
       <w:color w:val="000000" w:themeColor="text1"/>
     </w:rPr>
     <w:tblPr>
@@ -6608,7 +6437,7 @@
       <w:spacing w:after="0" w:line="240" w:lineRule="auto"/>
     </w:pPr>
     <w:rPr>
-      <w:rFonts w:asciiTheme="majorHAnsi" w:eastAsiaTheme="majorEastAsia" w:hAnsiTheme="majorHAnsi" w:cstheme="majorBidi"/>
+      <w:rFonts/>
       <w:color w:val="000000" w:themeColor="text1"/>
     </w:rPr>
     <w:tblPr>
@@ -6736,7 +6565,7 @@
       <w:spacing w:after="0" w:line="240" w:lineRule="auto"/>
     </w:pPr>
     <w:rPr>
-      <w:rFonts w:asciiTheme="majorHAnsi" w:eastAsiaTheme="majorEastAsia" w:hAnsiTheme="majorHAnsi" w:cstheme="majorBidi"/>
+      <w:rFonts/>
       <w:color w:val="000000" w:themeColor="text1"/>
     </w:rPr>
     <w:tblPr>
@@ -6864,7 +6693,7 @@
       <w:spacing w:after="0" w:line="240" w:lineRule="auto"/>
     </w:pPr>
     <w:rPr>
-      <w:rFonts w:asciiTheme="majorHAnsi" w:eastAsiaTheme="majorEastAsia" w:hAnsiTheme="majorHAnsi" w:cstheme="majorBidi"/>
+      <w:rFonts/>
       <w:color w:val="000000" w:themeColor="text1"/>
     </w:rPr>
     <w:tblPr>
@@ -6992,7 +6821,7 @@
       <w:spacing w:after="0" w:line="240" w:lineRule="auto"/>
     </w:pPr>
     <w:rPr>
-      <w:rFonts w:asciiTheme="majorHAnsi" w:eastAsiaTheme="majorEastAsia" w:hAnsiTheme="majorHAnsi" w:cstheme="majorBidi"/>
+      <w:rFonts/>
       <w:color w:val="000000" w:themeColor="text1"/>
     </w:rPr>
     <w:tblPr>
@@ -7120,7 +6949,7 @@
       <w:spacing w:after="0" w:line="240" w:lineRule="auto"/>
     </w:pPr>
     <w:rPr>
-      <w:rFonts w:asciiTheme="majorHAnsi" w:eastAsiaTheme="majorEastAsia" w:hAnsiTheme="majorHAnsi" w:cstheme="majorBidi"/>
+      <w:rFonts/>
       <w:color w:val="000000" w:themeColor="text1"/>
     </w:rPr>
     <w:tblPr>
@@ -7248,7 +7077,7 @@
       <w:spacing w:after="0" w:line="240" w:lineRule="auto"/>
     </w:pPr>
     <w:rPr>
-      <w:rFonts w:asciiTheme="majorHAnsi" w:eastAsiaTheme="majorEastAsia" w:hAnsiTheme="majorHAnsi" w:cstheme="majorBidi"/>
+      <w:rFonts/>
       <w:color w:val="000000" w:themeColor="text1"/>
     </w:rPr>
     <w:tblPr>
@@ -7887,7 +7716,7 @@
       <w:spacing w:after="0" w:line="240" w:lineRule="auto"/>
     </w:pPr>
     <w:rPr>
-      <w:rFonts w:asciiTheme="majorHAnsi" w:eastAsiaTheme="majorEastAsia" w:hAnsiTheme="majorHAnsi" w:cstheme="majorBidi"/>
+      <w:rFonts/>
       <w:color w:val="000000" w:themeColor="text1"/>
     </w:rPr>
     <w:tblPr>
@@ -8012,7 +7841,7 @@
       <w:spacing w:after="0" w:line="240" w:lineRule="auto"/>
     </w:pPr>
     <w:rPr>
-      <w:rFonts w:asciiTheme="majorHAnsi" w:eastAsiaTheme="majorEastAsia" w:hAnsiTheme="majorHAnsi" w:cstheme="majorBidi"/>
+      <w:rFonts/>
       <w:color w:val="000000" w:themeColor="text1"/>
     </w:rPr>
     <w:tblPr>
@@ -8137,7 +7966,7 @@
       <w:spacing w:after="0" w:line="240" w:lineRule="auto"/>
     </w:pPr>
     <w:rPr>
-      <w:rFonts w:asciiTheme="majorHAnsi" w:eastAsiaTheme="majorEastAsia" w:hAnsiTheme="majorHAnsi" w:cstheme="majorBidi"/>
+      <w:rFonts/>
       <w:color w:val="000000" w:themeColor="text1"/>
     </w:rPr>
     <w:tblPr>
@@ -8262,7 +8091,7 @@
       <w:spacing w:after="0" w:line="240" w:lineRule="auto"/>
     </w:pPr>
     <w:rPr>
-      <w:rFonts w:asciiTheme="majorHAnsi" w:eastAsiaTheme="majorEastAsia" w:hAnsiTheme="majorHAnsi" w:cstheme="majorBidi"/>
+      <w:rFonts/>
       <w:color w:val="000000" w:themeColor="text1"/>
     </w:rPr>
     <w:tblPr>
@@ -8387,7 +8216,7 @@
       <w:spacing w:after="0" w:line="240" w:lineRule="auto"/>
     </w:pPr>
     <w:rPr>
-      <w:rFonts w:asciiTheme="majorHAnsi" w:eastAsiaTheme="majorEastAsia" w:hAnsiTheme="majorHAnsi" w:cstheme="majorBidi"/>
+      <w:rFonts/>
       <w:color w:val="000000" w:themeColor="text1"/>
     </w:rPr>
     <w:tblPr>
@@ -8512,7 +8341,7 @@
       <w:spacing w:after="0" w:line="240" w:lineRule="auto"/>
     </w:pPr>
     <w:rPr>
-      <w:rFonts w:asciiTheme="majorHAnsi" w:eastAsiaTheme="majorEastAsia" w:hAnsiTheme="majorHAnsi" w:cstheme="majorBidi"/>
+      <w:rFonts/>
       <w:color w:val="000000" w:themeColor="text1"/>
     </w:rPr>
     <w:tblPr>
@@ -8637,7 +8466,7 @@
       <w:spacing w:after="0" w:line="240" w:lineRule="auto"/>
     </w:pPr>
     <w:rPr>
-      <w:rFonts w:asciiTheme="majorHAnsi" w:eastAsiaTheme="majorEastAsia" w:hAnsiTheme="majorHAnsi" w:cstheme="majorBidi"/>
+      <w:rFonts/>
       <w:color w:val="000000" w:themeColor="text1"/>
     </w:rPr>
     <w:tblPr>
